--- a/skills/job-fit-assistant/assets/resume-templates/professional-business.docx
+++ b/skills/job-fit-assistant/assets/resume-templates/professional-business.docx
@@ -5,19 +5,8 @@
     <w:p>
       <w:pPr>
         <w:keepNext w:val="0"/>
-        <w:tabs>
-          <w:tab w:pos="9014" w:val="right"/>
-        </w:tabs>
         <w:spacing w:before="0" w:after="4" w:line="240" w:lineRule="auto"/>
       </w:pPr>
-      <w:r>
-        <w:rPr>
-          <w:rFonts w:ascii="Arial" w:hAnsi="Arial" w:eastAsia="Microsoft YaHei"/>
-          <w:b w:val="0"/>
-          <w:color w:val="20242A"/>
-          <w:sz w:val="20"/>
-        </w:rPr>
-      </w:r>
       <w:r>
         <w:rPr>
           <w:rFonts w:ascii="Arial" w:hAnsi="Arial" w:eastAsia="Microsoft YaHei"/>
@@ -32,21 +21,13 @@
       <w:pPr>
         <w:keepNext w:val="0"/>
         <w:tabs>
-          <w:tab w:pos="9014" w:val="right"/>
+          <w:tab w:pos="10063" w:val="right"/>
         </w:tabs>
         <w:spacing w:before="0" w:after="110" w:line="240" w:lineRule="auto"/>
         <w:pBdr>
           <w:bottom w:val="single" w:sz="14" w:space="4" w:color="1C4069"/>
         </w:pBdr>
       </w:pPr>
-      <w:r>
-        <w:rPr>
-          <w:rFonts w:ascii="Arial" w:hAnsi="Arial" w:eastAsia="Microsoft YaHei"/>
-          <w:b w:val="0"/>
-          <w:color w:val="20242A"/>
-          <w:sz w:val="18"/>
-        </w:rPr>
-      </w:r>
       <w:r>
         <w:rPr>
           <w:rFonts w:ascii="Arial" w:hAnsi="Arial" w:eastAsia="Microsoft YaHei"/>
@@ -89,7 +70,7 @@
     <w:p>
       <w:pPr>
         <w:keepNext w:val="0"/>
-        <w:spacing w:before="16" w:after="60" w:line="278" w:lineRule="auto"/>
+        <w:spacing w:before="16" w:after="50" w:line="278" w:lineRule="auto"/>
         <w:ind w:left="68" w:right="68"/>
         <w:shd w:fill="EAF1F7"/>
       </w:pPr>
@@ -125,16 +106,8 @@
     <w:p>
       <w:pPr>
         <w:keepNext w:val="0"/>
-        <w:spacing w:before="0" w:after="22" w:line="240" w:lineRule="auto"/>
+        <w:spacing w:before="0" w:after="24" w:line="259" w:lineRule="auto"/>
       </w:pPr>
-      <w:r>
-        <w:rPr>
-          <w:rFonts w:ascii="Arial" w:hAnsi="Arial" w:eastAsia="Microsoft YaHei"/>
-          <w:b w:val="0"/>
-          <w:color w:val="20242A"/>
-          <w:sz w:val="19"/>
-        </w:rPr>
-      </w:r>
       <w:r>
         <w:rPr>
           <w:rFonts w:ascii="Arial" w:hAnsi="Arial" w:eastAsia="Microsoft YaHei"/>
@@ -157,16 +130,8 @@
     <w:p>
       <w:pPr>
         <w:keepNext w:val="0"/>
-        <w:spacing w:before="0" w:after="22" w:line="240" w:lineRule="auto"/>
+        <w:spacing w:before="0" w:after="24" w:line="259" w:lineRule="auto"/>
       </w:pPr>
-      <w:r>
-        <w:rPr>
-          <w:rFonts w:ascii="Arial" w:hAnsi="Arial" w:eastAsia="Microsoft YaHei"/>
-          <w:b w:val="0"/>
-          <w:color w:val="20242A"/>
-          <w:sz w:val="19"/>
-        </w:rPr>
-      </w:r>
       <w:r>
         <w:rPr>
           <w:rFonts w:ascii="Arial" w:hAnsi="Arial" w:eastAsia="Microsoft YaHei"/>
@@ -189,16 +154,8 @@
     <w:p>
       <w:pPr>
         <w:keepNext w:val="0"/>
-        <w:spacing w:before="0" w:after="22" w:line="240" w:lineRule="auto"/>
+        <w:spacing w:before="0" w:after="24" w:line="259" w:lineRule="auto"/>
       </w:pPr>
-      <w:r>
-        <w:rPr>
-          <w:rFonts w:ascii="Arial" w:hAnsi="Arial" w:eastAsia="Microsoft YaHei"/>
-          <w:b w:val="0"/>
-          <w:color w:val="20242A"/>
-          <w:sz w:val="19"/>
-        </w:rPr>
-      </w:r>
       <w:r>
         <w:rPr>
           <w:rFonts w:ascii="Arial" w:hAnsi="Arial" w:eastAsia="Microsoft YaHei"/>
@@ -241,7 +198,7 @@
       <w:pPr>
         <w:keepNext/>
         <w:tabs>
-          <w:tab w:pos="9184" w:val="right"/>
+          <w:tab w:pos="10063" w:val="right"/>
         </w:tabs>
         <w:spacing w:before="50" w:after="4" w:line="240" w:lineRule="auto"/>
       </w:pPr>
@@ -276,6 +233,7 @@
     </w:p>
     <w:p>
       <w:pPr>
+        <w:keepNext w:val="0"/>
         <w:spacing w:before="0" w:after="32" w:line="264" w:lineRule="auto"/>
         <w:ind w:left="255" w:hanging="204"/>
       </w:pPr>
@@ -300,6 +258,7 @@
     </w:p>
     <w:p>
       <w:pPr>
+        <w:keepNext w:val="0"/>
         <w:spacing w:before="0" w:after="32" w:line="264" w:lineRule="auto"/>
         <w:ind w:left="255" w:hanging="204"/>
       </w:pPr>
@@ -324,6 +283,7 @@
     </w:p>
     <w:p>
       <w:pPr>
+        <w:keepNext w:val="0"/>
         <w:spacing w:before="0" w:after="32" w:line="264" w:lineRule="auto"/>
         <w:ind w:left="255" w:hanging="204"/>
       </w:pPr>
@@ -350,7 +310,7 @@
       <w:pPr>
         <w:keepNext/>
         <w:tabs>
-          <w:tab w:pos="9184" w:val="right"/>
+          <w:tab w:pos="10063" w:val="right"/>
         </w:tabs>
         <w:spacing w:before="50" w:after="4" w:line="240" w:lineRule="auto"/>
       </w:pPr>
@@ -385,6 +345,7 @@
     </w:p>
     <w:p>
       <w:pPr>
+        <w:keepNext w:val="0"/>
         <w:spacing w:before="0" w:after="32" w:line="264" w:lineRule="auto"/>
         <w:ind w:left="255" w:hanging="204"/>
       </w:pPr>
@@ -409,6 +370,7 @@
     </w:p>
     <w:p>
       <w:pPr>
+        <w:keepNext w:val="0"/>
         <w:spacing w:before="0" w:after="32" w:line="264" w:lineRule="auto"/>
         <w:ind w:left="255" w:hanging="204"/>
       </w:pPr>
@@ -454,7 +416,7 @@
       <w:pPr>
         <w:keepNext/>
         <w:tabs>
-          <w:tab w:pos="9184" w:val="right"/>
+          <w:tab w:pos="10063" w:val="right"/>
         </w:tabs>
         <w:spacing w:before="50" w:after="4" w:line="240" w:lineRule="auto"/>
       </w:pPr>
@@ -489,7 +451,8 @@
     </w:p>
     <w:p>
       <w:pPr>
-        <w:spacing w:before="0" w:after="28" w:line="264" w:lineRule="auto"/>
+        <w:keepNext w:val="0"/>
+        <w:spacing w:before="0" w:after="32" w:line="264" w:lineRule="auto"/>
         <w:ind w:left="255" w:hanging="204"/>
       </w:pPr>
       <w:r>
@@ -513,7 +476,8 @@
     </w:p>
     <w:p>
       <w:pPr>
-        <w:spacing w:before="0" w:after="28" w:line="264" w:lineRule="auto"/>
+        <w:keepNext w:val="0"/>
+        <w:spacing w:before="0" w:after="32" w:line="264" w:lineRule="auto"/>
         <w:ind w:left="255" w:hanging="204"/>
       </w:pPr>
       <w:r>
@@ -558,7 +522,7 @@
       <w:pPr>
         <w:keepNext/>
         <w:tabs>
-          <w:tab w:pos="9184" w:val="right"/>
+          <w:tab w:pos="10063" w:val="right"/>
         </w:tabs>
         <w:spacing w:before="50" w:after="4" w:line="240" w:lineRule="auto"/>
       </w:pPr>
@@ -969,7 +933,7 @@
     <w:rsid w:val="00FC693F"/>
     <w:rPr>
       <w:rFonts w:ascii="Arial" w:hAnsi="Arial" w:eastAsia="Microsoft YaHei"/>
-      <w:sz w:val="20"/>
+      <w:sz w:val="19"/>
     </w:rPr>
   </w:style>
   <w:style w:type="paragraph" w:styleId="Header">
